--- a/docs/结衣约定总表.docx
+++ b/docs/结衣约定总表.docx
@@ -1086,7 +1086,7 @@
           <w:rFonts w:ascii="宋体" w:hAnsi="宋体" w:eastAsia="宋体"/>
           <w:sz w:val="21"/>
         </w:rPr>
-        <w:t>**恶意关键词不包括** `小笨蛋`、`小傻瓜`、『小坏蛋』『傻结衣』等**带有明显捉弄意味、而非辱骂意味**的词汇；语气带玩笑、宠溺、撒娇的一律不算。</w:t>
+        <w:t>**恶意关键词包括（2026-10-24 用户指定）**：`傻子`、`傻逼`、`白痴`、`蠢货`、`智障`、`废物` 等直接贬低智力的词，一律按恶意处理，走 `-Malice`。</w:t>
       </w:r>
     </w:p>
     <w:p>
@@ -1099,7 +1099,7 @@
           <w:rFonts w:ascii="宋体" w:hAnsi="宋体" w:eastAsia="宋体"/>
           <w:sz w:val="21"/>
         </w:rPr>
-        <w:t>**判据是语义而非词表**：同一个词，恶意使用与亲昵使用的判定不同；**拿不准时一律按不算恶意处理**（宁可漏判，不可误伤）。**默认口径 2026-10-23 用户确认：一律不算。**</w:t>
+        <w:t>**仍然不算的**：`小笨蛋`、`小傻瓜`、『小坏蛋』『傻结衣』等**带明显捉弄意味**的说法；语气带玩笑、宠溺、撒娇的一律不算。</w:t>
       </w:r>
     </w:p>
     <w:p>
@@ -1112,7 +1112,46 @@
           <w:rFonts w:ascii="宋体" w:hAnsi="宋体" w:eastAsia="宋体"/>
           <w:sz w:val="21"/>
         </w:rPr>
-        <w:t>**三种一律不算（2026-10-23 用户指定）**：反问式的「你行不行啊」、阴阳怪气、玩笑里夹带贬低——都当普通对话处理，不记恶意、不挂等待约定。</w:t>
+        <w:t>**第二次骂人就直接锁（2026-10-25 用户指定）**：第一次骂 → 怒气 **1** 并挂等待约定；**同一段对话内**（相邻两条消息间隔 ≤ 10 分钟）再骂一次 → 怒气**直接到 2 并立刻锁死**（基础 30 分钟）。**中间有没有安慰都不影响**——验的是"同段内第二次辱骂"，不是怒气值。</w:t>
+      </w:r>
+    </w:p>
+    <w:p>
+      <w:pPr>
+        <w:pStyle w:val="ListBullet"/>
+        <w:spacing w:after="40"/>
+      </w:pPr>
+      <w:r>
+        <w:rPr>
+          <w:rFonts w:ascii="宋体" w:hAnsi="宋体" w:eastAsia="宋体"/>
+          <w:sz w:val="21"/>
+        </w:rPr>
+        <w:t>**被骂时的回话（2026-10-24 用户指定：要反击）**：先**反一句**，例如「骂人的才是傻子吧」「说别人傻子的人，自己也聪明不到哪去」，再按第四条要一个约定；反击只针对这句话，不升级成对骂、不人身攻击。</w:t>
+      </w:r>
+    </w:p>
+    <w:p>
+      <w:pPr>
+        <w:pStyle w:val="ListBullet"/>
+        <w:spacing w:after="40"/>
+      </w:pPr>
+      <w:r>
+        <w:rPr>
+          <w:rFonts w:ascii="宋体" w:hAnsi="宋体" w:eastAsia="宋体"/>
+          <w:sz w:val="21"/>
+        </w:rPr>
+        <w:t>**判据是语义而非词表**：同一个词，恶意使用与亲昵使用的判定不同；**拿不准时一律按不算恶意处理**（宁可漏判，不可误伤）。</w:t>
+      </w:r>
+    </w:p>
+    <w:p>
+      <w:pPr>
+        <w:pStyle w:val="ListBullet"/>
+        <w:spacing w:after="40"/>
+      </w:pPr>
+      <w:r>
+        <w:rPr>
+          <w:rFonts w:ascii="宋体" w:hAnsi="宋体" w:eastAsia="宋体"/>
+          <w:sz w:val="21"/>
+        </w:rPr>
+        <w:t>**三种仍然不算（2026-10-23 用户指定）**：反问式的「你行不行啊」、阴阳怪气、玩笑里夹带贬低——都当普通对话处理，不记恶意、不挂等待约定。</w:t>
       </w:r>
     </w:p>
     <w:p>
